--- a/BaseConocimiento/Tecnologico/MARKETING TURISTICO DIGITAL.docx
+++ b/BaseConocimiento/Tecnologico/MARKETING TURISTICO DIGITAL.docx
@@ -420,7 +420,34 @@
         <w:rPr>
           <w:rtl w:val="0"/>
         </w:rPr>
-        <w:t xml:space="preserve">En esta carrera formamos profesionales capaces de gestionar el turismo de manera sostenible e innovadora. Utilizamos tecnologías avanzadas y herramientas digitales para desarrollar competencias que les permitan planificar, analizar y proponer soluciones estratégicas, reconociendo siempre el valor del patrimonio natural y cultural.</w:t>
+        <w:t xml:space="preserve">En esta carrera formamos profesionales capaces de gestionar el turismo de manera sostenible e innovadora.</w:t>
+      </w:r>
+    </w:p>
+    <w:p>
+      <w:pPr>
+        <w:rPr>
+          <w:b w:val="1"/>
+          <w:bCs w:val="1"/>
+        </w:rPr>
+      </w:pPr>
+      <w:r>
+        <w:rPr>
+          <w:b w:val="1"/>
+          <w:bCs w:val="1"/>
+          <w:rtl w:val="0"/>
+        </w:rPr>
+        <w:t xml:space="preserve">BENEFICIOS - HERRAMIENTAS DIGITALES </w:t>
+      </w:r>
+    </w:p>
+    <w:p>
+      <w:pPr>
+        <w:rPr/>
+      </w:pPr>
+      <w:r>
+        <w:rPr>
+          <w:rtl w:val="0"/>
+        </w:rPr>
+        <w:t xml:space="preserve"> Utilizamos tecnologías avanzadas y herramientas digitales para desarrollar competencias que les permitan planificar, analizar y proponer soluciones estratégicas, reconociendo siempre el valor del patrimonio natural y cultural.</w:t>
         <w:br w:type="textWrapping"/>
         <w:br w:type="textWrapping"/>
       </w:r>
@@ -796,6 +823,184 @@
         <w:rPr>
           <w:rtl w:val="0"/>
         </w:rPr>
+      </w:r>
+    </w:p>
+    <w:p>
+      <w:pPr>
+        <w:rPr>
+          <w:b w:val="1"/>
+          <w:bCs w:val="1"/>
+        </w:rPr>
+      </w:pPr>
+      <w:r>
+        <w:rPr>
+          <w:b w:val="1"/>
+          <w:bCs w:val="1"/>
+          <w:rtl w:val="0"/>
+        </w:rPr>
+        <w:t xml:space="preserve">MICROCREDENCIALES</w:t>
+      </w:r>
+    </w:p>
+    <w:p>
+      <w:pPr>
+        <w:spacing w:after="0" w:lineRule="auto"/>
+        <w:ind w:left="0" w:firstLine="0"/>
+        <w:rPr>
+          <w:rFonts w:ascii="Arial" w:cs="Arial" w:eastAsia="Arial" w:hAnsi="Arial"/>
+          <w:color w:val="231f20"/>
+        </w:rPr>
+      </w:pPr>
+      <w:r>
+        <w:rPr>
+          <w:rFonts w:ascii="Arial" w:cs="Arial" w:eastAsia="Arial" w:hAnsi="Arial"/>
+          <w:color w:val="231f20"/>
+          <w:rtl w:val="0"/>
+        </w:rPr>
+        <w:t xml:space="preserve">Otorgamiento de cuatro microcrendenciales al concluir los dos años de la tecnología, entregando certificaciones digitales por 98 horas, en:</w:t>
+      </w:r>
+    </w:p>
+    <w:p>
+      <w:pPr>
+        <w:spacing w:after="0" w:lineRule="auto"/>
+        <w:ind w:left="0" w:firstLine="0"/>
+        <w:rPr>
+          <w:rFonts w:ascii="Arial" w:cs="Arial" w:eastAsia="Arial" w:hAnsi="Arial"/>
+          <w:color w:val="231f20"/>
+        </w:rPr>
+      </w:pPr>
+      <w:r>
+        <w:rPr>
+          <w:rFonts w:ascii="Arial" w:cs="Arial" w:eastAsia="Arial" w:hAnsi="Arial"/>
+          <w:color w:val="231f20"/>
+          <w:rtl w:val="0"/>
+        </w:rPr>
+        <w:t xml:space="preserve">-</w:t>
+      </w:r>
+      <w:r>
+        <w:rPr>
+          <w:rFonts w:ascii="Times New Roman" w:cs="Times New Roman" w:eastAsia="Times New Roman" w:hAnsi="Times New Roman"/>
+          <w:color w:val="231f20"/>
+          <w:sz w:val="14"/>
+          <w:szCs w:val="14"/>
+          <w:rtl w:val="0"/>
+        </w:rPr>
+        <w:t xml:space="preserve">       </w:t>
+      </w:r>
+      <w:r>
+        <w:rPr>
+          <w:rFonts w:ascii="Arial" w:cs="Arial" w:eastAsia="Arial" w:hAnsi="Arial"/>
+          <w:color w:val="231f20"/>
+          <w:rtl w:val="0"/>
+        </w:rPr>
+        <w:t xml:space="preserve">Certificación en marketing turístico sostenible.</w:t>
+      </w:r>
+    </w:p>
+    <w:p>
+      <w:pPr>
+        <w:spacing w:after="0" w:lineRule="auto"/>
+        <w:ind w:left="0" w:firstLine="0"/>
+        <w:rPr>
+          <w:rFonts w:ascii="Arial" w:cs="Arial" w:eastAsia="Arial" w:hAnsi="Arial"/>
+          <w:color w:val="231f20"/>
+        </w:rPr>
+      </w:pPr>
+      <w:r>
+        <w:rPr>
+          <w:rFonts w:ascii="Arial" w:cs="Arial" w:eastAsia="Arial" w:hAnsi="Arial"/>
+          <w:color w:val="231f20"/>
+          <w:rtl w:val="0"/>
+        </w:rPr>
+        <w:t xml:space="preserve">-</w:t>
+      </w:r>
+      <w:r>
+        <w:rPr>
+          <w:rFonts w:ascii="Times New Roman" w:cs="Times New Roman" w:eastAsia="Times New Roman" w:hAnsi="Times New Roman"/>
+          <w:color w:val="231f20"/>
+          <w:sz w:val="14"/>
+          <w:szCs w:val="14"/>
+          <w:rtl w:val="0"/>
+        </w:rPr>
+        <w:t xml:space="preserve">       </w:t>
+      </w:r>
+      <w:r>
+        <w:rPr>
+          <w:rFonts w:ascii="Arial" w:cs="Arial" w:eastAsia="Arial" w:hAnsi="Arial"/>
+          <w:color w:val="231f20"/>
+          <w:rtl w:val="0"/>
+        </w:rPr>
+        <w:t xml:space="preserve">Certificación en estrategias digitales y experienciales para el turismo.</w:t>
+      </w:r>
+    </w:p>
+    <w:p>
+      <w:pPr>
+        <w:spacing w:after="0" w:lineRule="auto"/>
+        <w:ind w:left="0" w:firstLine="0"/>
+        <w:rPr>
+          <w:rFonts w:ascii="Arial" w:cs="Arial" w:eastAsia="Arial" w:hAnsi="Arial"/>
+          <w:color w:val="231f20"/>
+        </w:rPr>
+      </w:pPr>
+      <w:r>
+        <w:rPr>
+          <w:rFonts w:ascii="Arial" w:cs="Arial" w:eastAsia="Arial" w:hAnsi="Arial"/>
+          <w:color w:val="231f20"/>
+          <w:rtl w:val="0"/>
+        </w:rPr>
+        <w:t xml:space="preserve">-</w:t>
+      </w:r>
+      <w:r>
+        <w:rPr>
+          <w:rFonts w:ascii="Times New Roman" w:cs="Times New Roman" w:eastAsia="Times New Roman" w:hAnsi="Times New Roman"/>
+          <w:color w:val="231f20"/>
+          <w:sz w:val="14"/>
+          <w:szCs w:val="14"/>
+          <w:rtl w:val="0"/>
+        </w:rPr>
+        <w:t xml:space="preserve">       </w:t>
+      </w:r>
+      <w:r>
+        <w:rPr>
+          <w:rFonts w:ascii="Arial" w:cs="Arial" w:eastAsia="Arial" w:hAnsi="Arial"/>
+          <w:color w:val="231f20"/>
+          <w:rtl w:val="0"/>
+        </w:rPr>
+        <w:t xml:space="preserve">Certificación en análisis de datos y planificación estratégica en turismo.</w:t>
+      </w:r>
+    </w:p>
+    <w:p>
+      <w:pPr>
+        <w:spacing w:after="0" w:lineRule="auto"/>
+        <w:ind w:left="0" w:firstLine="0"/>
+        <w:rPr>
+          <w:rFonts w:ascii="Arial" w:cs="Arial" w:eastAsia="Arial" w:hAnsi="Arial"/>
+          <w:color w:val="231f20"/>
+        </w:rPr>
+      </w:pPr>
+      <w:r>
+        <w:rPr>
+          <w:rFonts w:ascii="Arial" w:cs="Arial" w:eastAsia="Arial" w:hAnsi="Arial"/>
+          <w:color w:val="231f20"/>
+          <w:rtl w:val="0"/>
+        </w:rPr>
+        <w:t xml:space="preserve">-</w:t>
+      </w:r>
+      <w:r>
+        <w:rPr>
+          <w:rFonts w:ascii="Times New Roman" w:cs="Times New Roman" w:eastAsia="Times New Roman" w:hAnsi="Times New Roman"/>
+          <w:color w:val="231f20"/>
+          <w:sz w:val="14"/>
+          <w:szCs w:val="14"/>
+          <w:rtl w:val="0"/>
+        </w:rPr>
+        <w:t xml:space="preserve">       </w:t>
+      </w:r>
+      <w:r>
+        <w:rPr>
+          <w:rFonts w:ascii="Arial" w:cs="Arial" w:eastAsia="Arial" w:hAnsi="Arial"/>
+          <w:color w:val="231f20"/>
+          <w:rtl w:val="0"/>
+        </w:rPr>
+        <w:t xml:space="preserve">Certificación en marketing digital y plataformas comerciales para el turismo.</w:t>
       </w:r>
     </w:p>
     <w:p>
@@ -1429,7 +1634,7 @@
 
 <file path=customXML/item1.xml><?xml version="1.0" encoding="utf-8"?>
 <go:gDocsCustomXmlDataStorage xmlns:go="http://customooxmlschemas.google.com/" xmlns:r="http://schemas.openxmlformats.org/officeDocument/2006/relationships" uri="GoogleDocsCustomDataVersion2">
-  <go:docsCustomData xmlns:go="http://customooxmlschemas.google.com/" roundtripDataSignature="AMtx7mj+EOO1qzyzu9Mpj8E5L3AXOaeCDQ==">CgMxLjA4AHIhMU1NU1BFdmljUHpMNXZsdXZ5U2U5Rloza1VGUVBuZDdl</go:docsCustomData>
+  <go:docsCustomData xmlns:go="http://customooxmlschemas.google.com/" roundtripDataSignature="AMtx7miQoAexeLgWA2bc3PjP3dWK8LgXSw==">CgMxLjA4AHIhMUxTTVR4VkNWVkRLNVBJRWQ2eWRfS2NpV3pWU2NJYTVo</go:docsCustomData>
 </go:gDocsCustomXmlDataStorage>
 </file>
 
